--- a/pipelined-cpu-physical-design/docs/physical-design-report.docx
+++ b/pipelined-cpu-physical-design/docs/physical-design-report.docx
@@ -70,7 +70,7 @@
           <w:color w:val="595959"/>
           <w:sz w:val="20"/>
         </w:rPr>
-        <w:t>Design: pipelined_cpu_core    |    Run: confirm-clk4p0-u71-ts06</w:t>
+        <w:t>Design: pipelined_cpu_core    |    Run: signoff-250mhz</w:t>
       </w:r>
     </w:p>
     <w:p>
